--- a/internal_doc/03.开发设计/Story_兼容mongodb驱动.docx
+++ b/internal_doc/03.开发设计/Story_兼容mongodb驱动.docx
@@ -1135,7 +1135,7 @@
       <w:r>
         <w:rPr>
           <w:rFonts w:hint="eastAsia"/>
-          <w:highlight w:val="yellow"/>
+          <w:b/>
         </w:rPr>
         <w:t>转换处理</w:t>
       </w:r>
